--- a/EJERCICIOS DE LOS ALUMNOS/MAURICIO/CyiberSeguridad/ejercicios john the ripper by mauri dia 12.docx
+++ b/EJERCICIOS DE LOS ALUMNOS/MAURICIO/CyiberSeguridad/ejercicios john the ripper by mauri dia 12.docx
@@ -7,15 +7,7 @@
         <w:pStyle w:val="Ttulo1"/>
       </w:pPr>
       <w:r>
-        <w:t xml:space="preserve">Ejercicios básicos con John </w:t>
-      </w:r>
-      <w:proofErr w:type="spellStart"/>
-      <w:r>
-        <w:t>the</w:t>
-      </w:r>
-      <w:proofErr w:type="spellEnd"/>
-      <w:r>
-        <w:t xml:space="preserve"> Ripper (Kali Linux)</w:t>
+        <w:t>Ejercicios básicos con John the Ripper (Kali Linux)</w:t>
       </w:r>
     </w:p>
     <w:p>
@@ -66,279 +58,150 @@
       <w:pPr>
         <w:rPr>
           <w:rFonts w:ascii="Segoe UI Emoji" w:hAnsi="Segoe UI Emoji" w:cs="Segoe UI Emoji"/>
-          <w:b/>
-          <w:bCs/>
         </w:rPr>
       </w:pPr>
       <w:r>
         <w:rPr>
           <w:rFonts w:ascii="Segoe UI Emoji" w:hAnsi="Segoe UI Emoji" w:cs="Segoe UI Emoji"/>
-          <w:b/>
-          <w:bCs/>
-        </w:rPr>
-        <w:t># hash SHA1 de "</w:t>
-      </w:r>
-      <w:proofErr w:type="spellStart"/>
-      <w:r>
+        </w:rPr>
+        <w:t># hash SHA1 de "hello" es: aaf4c61ddcc5e8a2dabede0f3b482cd9aea9434d</w:t>
+      </w:r>
+    </w:p>
+    <w:p>
+      <w:pPr>
         <w:rPr>
           <w:rFonts w:ascii="Segoe UI Emoji" w:hAnsi="Segoe UI Emoji" w:cs="Segoe UI Emoji"/>
-          <w:b/>
-          <w:bCs/>
-        </w:rPr>
-        <w:t>hello</w:t>
-      </w:r>
-      <w:proofErr w:type="spellEnd"/>
+        </w:rPr>
+      </w:pPr>
       <w:r>
         <w:rPr>
           <w:rFonts w:ascii="Segoe UI Emoji" w:hAnsi="Segoe UI Emoji" w:cs="Segoe UI Emoji"/>
-          <w:b/>
-          <w:bCs/>
-        </w:rPr>
-        <w:t>" es: aaf4c61ddcc5e8a2dabede0f3b482cd9aea9434d</w:t>
+        </w:rPr>
+        <w:t>printf 'aaf4c61ddcc5e8a2dabede0f3b482cd9aea9434d\n' &gt; hashes_sha1.txt</w:t>
       </w:r>
     </w:p>
     <w:p>
       <w:pPr>
         <w:rPr>
           <w:rFonts w:ascii="Segoe UI Emoji" w:hAnsi="Segoe UI Emoji" w:cs="Segoe UI Emoji"/>
-          <w:b/>
-          <w:bCs/>
-        </w:rPr>
-      </w:pPr>
-      <w:proofErr w:type="spellStart"/>
+          <w:lang w:val="en-GB"/>
+        </w:rPr>
+      </w:pPr>
       <w:r>
         <w:rPr>
           <w:rFonts w:ascii="Segoe UI Emoji" w:hAnsi="Segoe UI Emoji" w:cs="Segoe UI Emoji"/>
-          <w:b/>
-          <w:bCs/>
-        </w:rPr>
-        <w:t>printf</w:t>
-      </w:r>
-      <w:proofErr w:type="spellEnd"/>
-      <w:r>
+          <w:lang w:val="en-GB"/>
+        </w:rPr>
+        <w:t>printf 'hello\n' &gt; wordlist_hello.txt</w:t>
+      </w:r>
+    </w:p>
+    <w:p>
+      <w:pPr>
         <w:rPr>
           <w:rFonts w:ascii="Segoe UI Emoji" w:hAnsi="Segoe UI Emoji" w:cs="Segoe UI Emoji"/>
-          <w:b/>
-          <w:bCs/>
-        </w:rPr>
-        <w:t xml:space="preserve"> 'aaf4c61ddcc5e8a2dabede0f3b482cd9aea9434d\n' &gt; hashes_sha1.txt</w:t>
-      </w:r>
-    </w:p>
-    <w:p>
-      <w:pPr>
+        </w:rPr>
+      </w:pPr>
+      <w:r>
         <w:rPr>
           <w:rFonts w:ascii="Segoe UI Emoji" w:hAnsi="Segoe UI Emoji" w:cs="Segoe UI Emoji"/>
-          <w:b/>
-          <w:bCs/>
+        </w:rPr>
+        <w:t># comprobar contenido</w:t>
+      </w:r>
+    </w:p>
+    <w:p>
+      <w:pPr>
+        <w:rPr>
+          <w:rFonts w:ascii="Segoe UI Emoji" w:hAnsi="Segoe UI Emoji" w:cs="Segoe UI Emoji"/>
+        </w:rPr>
+      </w:pPr>
+      <w:r>
+        <w:rPr>
+          <w:rFonts w:ascii="Segoe UI Emoji" w:hAnsi="Segoe UI Emoji" w:cs="Segoe UI Emoji"/>
+        </w:rPr>
+        <w:t>echo "HASHES:"</w:t>
+      </w:r>
+    </w:p>
+    <w:p>
+      <w:pPr>
+        <w:rPr>
+          <w:rFonts w:ascii="Segoe UI Emoji" w:hAnsi="Segoe UI Emoji" w:cs="Segoe UI Emoji"/>
+        </w:rPr>
+      </w:pPr>
+      <w:r>
+        <w:rPr>
+          <w:rFonts w:ascii="Segoe UI Emoji" w:hAnsi="Segoe UI Emoji" w:cs="Segoe UI Emoji"/>
+        </w:rPr>
+        <w:t>cat hashes_sha1.txt</w:t>
+      </w:r>
+    </w:p>
+    <w:p>
+      <w:pPr>
+        <w:rPr>
+          <w:rFonts w:ascii="Segoe UI Emoji" w:hAnsi="Segoe UI Emoji" w:cs="Segoe UI Emoji"/>
           <w:lang w:val="en-GB"/>
         </w:rPr>
       </w:pPr>
-      <w:proofErr w:type="spellStart"/>
       <w:r>
         <w:rPr>
           <w:rFonts w:ascii="Segoe UI Emoji" w:hAnsi="Segoe UI Emoji" w:cs="Segoe UI Emoji"/>
-          <w:b/>
-          <w:bCs/>
           <w:lang w:val="en-GB"/>
         </w:rPr>
-        <w:t>printf</w:t>
-      </w:r>
-      <w:proofErr w:type="spellEnd"/>
-      <w:r>
+        <w:t>echo</w:t>
+      </w:r>
+    </w:p>
+    <w:p>
+      <w:pPr>
         <w:rPr>
           <w:rFonts w:ascii="Segoe UI Emoji" w:hAnsi="Segoe UI Emoji" w:cs="Segoe UI Emoji"/>
-          <w:b/>
-          <w:bCs/>
           <w:lang w:val="en-GB"/>
         </w:rPr>
-        <w:t xml:space="preserve"> 'hello\n' &gt; wordlist_hello.txt</w:t>
-      </w:r>
-    </w:p>
-    <w:p>
-      <w:pPr>
+      </w:pPr>
+      <w:r>
         <w:rPr>
           <w:rFonts w:ascii="Segoe UI Emoji" w:hAnsi="Segoe UI Emoji" w:cs="Segoe UI Emoji"/>
-          <w:b/>
-          <w:bCs/>
-        </w:rPr>
-      </w:pPr>
-      <w:r>
+          <w:lang w:val="en-GB"/>
+        </w:rPr>
+        <w:t>echo "WORDLIST:"</w:t>
+      </w:r>
+    </w:p>
+    <w:p>
+      <w:pPr>
         <w:rPr>
           <w:rFonts w:ascii="Segoe UI Emoji" w:hAnsi="Segoe UI Emoji" w:cs="Segoe UI Emoji"/>
-          <w:b/>
-          <w:bCs/>
-        </w:rPr>
-        <w:t># comprobar contenido</w:t>
-      </w:r>
-    </w:p>
-    <w:p>
-      <w:pPr>
+          <w:lang w:val="en-GB"/>
+        </w:rPr>
+      </w:pPr>
+      <w:r>
         <w:rPr>
           <w:rFonts w:ascii="Segoe UI Emoji" w:hAnsi="Segoe UI Emoji" w:cs="Segoe UI Emoji"/>
-          <w:b/>
-          <w:bCs/>
-        </w:rPr>
-      </w:pPr>
-      <w:r>
+          <w:lang w:val="en-GB"/>
+        </w:rPr>
+        <w:t>cat wordlist_hello.txt</w:t>
+      </w:r>
+    </w:p>
+    <w:p>
+      <w:pPr>
         <w:rPr>
           <w:rFonts w:ascii="Segoe UI Emoji" w:hAnsi="Segoe UI Emoji" w:cs="Segoe UI Emoji"/>
-          <w:b/>
-          <w:bCs/>
-        </w:rPr>
-        <w:t>echo "HASHES:"</w:t>
-      </w:r>
-    </w:p>
-    <w:p>
-      <w:pPr>
+        </w:rPr>
+      </w:pPr>
+      <w:r>
         <w:rPr>
           <w:rFonts w:ascii="Segoe UI Emoji" w:hAnsi="Segoe UI Emoji" w:cs="Segoe UI Emoji"/>
-          <w:b/>
-          <w:bCs/>
-        </w:rPr>
-      </w:pPr>
-      <w:proofErr w:type="spellStart"/>
-      <w:r>
+        </w:rPr>
+        <w:t>Intento con John (usa potfile temporal para no tocar ~/.john/john.pot)</w:t>
+      </w:r>
+    </w:p>
+    <w:p>
+      <w:pPr>
         <w:rPr>
           <w:rFonts w:ascii="Segoe UI Emoji" w:hAnsi="Segoe UI Emoji" w:cs="Segoe UI Emoji"/>
-          <w:b/>
-          <w:bCs/>
-        </w:rPr>
-        <w:t>cat</w:t>
-      </w:r>
-      <w:proofErr w:type="spellEnd"/>
+          <w:lang w:val="en-GB"/>
+        </w:rPr>
+      </w:pPr>
       <w:r>
         <w:rPr>
           <w:rFonts w:ascii="Segoe UI Emoji" w:hAnsi="Segoe UI Emoji" w:cs="Segoe UI Emoji"/>
-          <w:b/>
-          <w:bCs/>
-        </w:rPr>
-        <w:t xml:space="preserve"> hashes_sha1.txt</w:t>
-      </w:r>
-    </w:p>
-    <w:p>
-      <w:pPr>
-        <w:rPr>
-          <w:rFonts w:ascii="Segoe UI Emoji" w:hAnsi="Segoe UI Emoji" w:cs="Segoe UI Emoji"/>
-          <w:b/>
-          <w:bCs/>
-          <w:lang w:val="en-GB"/>
-        </w:rPr>
-      </w:pPr>
-      <w:r>
-        <w:rPr>
-          <w:rFonts w:ascii="Segoe UI Emoji" w:hAnsi="Segoe UI Emoji" w:cs="Segoe UI Emoji"/>
-          <w:b/>
-          <w:bCs/>
-          <w:lang w:val="en-GB"/>
-        </w:rPr>
-        <w:t>echo</w:t>
-      </w:r>
-    </w:p>
-    <w:p>
-      <w:pPr>
-        <w:rPr>
-          <w:rFonts w:ascii="Segoe UI Emoji" w:hAnsi="Segoe UI Emoji" w:cs="Segoe UI Emoji"/>
-          <w:b/>
-          <w:bCs/>
-          <w:lang w:val="en-GB"/>
-        </w:rPr>
-      </w:pPr>
-      <w:r>
-        <w:rPr>
-          <w:rFonts w:ascii="Segoe UI Emoji" w:hAnsi="Segoe UI Emoji" w:cs="Segoe UI Emoji"/>
-          <w:b/>
-          <w:bCs/>
-          <w:lang w:val="en-GB"/>
-        </w:rPr>
-        <w:t>echo "WORDLIST:"</w:t>
-      </w:r>
-    </w:p>
-    <w:p>
-      <w:pPr>
-        <w:rPr>
-          <w:rFonts w:ascii="Segoe UI Emoji" w:hAnsi="Segoe UI Emoji" w:cs="Segoe UI Emoji"/>
-          <w:b/>
-          <w:bCs/>
-          <w:lang w:val="en-GB"/>
-        </w:rPr>
-      </w:pPr>
-      <w:r>
-        <w:rPr>
-          <w:rFonts w:ascii="Segoe UI Emoji" w:hAnsi="Segoe UI Emoji" w:cs="Segoe UI Emoji"/>
-          <w:b/>
-          <w:bCs/>
-          <w:lang w:val="en-GB"/>
-        </w:rPr>
-        <w:t>cat wordlist_hello.txt</w:t>
-      </w:r>
-    </w:p>
-    <w:p>
-      <w:pPr>
-        <w:rPr>
-          <w:rFonts w:ascii="Segoe UI Emoji" w:hAnsi="Segoe UI Emoji" w:cs="Segoe UI Emoji"/>
-          <w:b/>
-          <w:bCs/>
-        </w:rPr>
-      </w:pPr>
-      <w:r>
-        <w:rPr>
-          <w:rFonts w:ascii="Segoe UI Emoji" w:hAnsi="Segoe UI Emoji" w:cs="Segoe UI Emoji"/>
-          <w:b/>
-          <w:bCs/>
-        </w:rPr>
-        <w:t xml:space="preserve">Intento con John (usa </w:t>
-      </w:r>
-      <w:proofErr w:type="spellStart"/>
-      <w:r>
-        <w:rPr>
-          <w:rFonts w:ascii="Segoe UI Emoji" w:hAnsi="Segoe UI Emoji" w:cs="Segoe UI Emoji"/>
-          <w:b/>
-          <w:bCs/>
-        </w:rPr>
-        <w:t>potfile</w:t>
-      </w:r>
-      <w:proofErr w:type="spellEnd"/>
-      <w:r>
-        <w:rPr>
-          <w:rFonts w:ascii="Segoe UI Emoji" w:hAnsi="Segoe UI Emoji" w:cs="Segoe UI Emoji"/>
-          <w:b/>
-          <w:bCs/>
-        </w:rPr>
-        <w:t xml:space="preserve"> temporal para no tocar ~/.</w:t>
-      </w:r>
-      <w:proofErr w:type="spellStart"/>
-      <w:r>
-        <w:rPr>
-          <w:rFonts w:ascii="Segoe UI Emoji" w:hAnsi="Segoe UI Emoji" w:cs="Segoe UI Emoji"/>
-          <w:b/>
-          <w:bCs/>
-        </w:rPr>
-        <w:t>john</w:t>
-      </w:r>
-      <w:proofErr w:type="spellEnd"/>
-      <w:r>
-        <w:rPr>
-          <w:rFonts w:ascii="Segoe UI Emoji" w:hAnsi="Segoe UI Emoji" w:cs="Segoe UI Emoji"/>
-          <w:b/>
-          <w:bCs/>
-        </w:rPr>
-        <w:t>/john.pot)</w:t>
-      </w:r>
-    </w:p>
-    <w:p>
-      <w:pPr>
-        <w:rPr>
-          <w:rFonts w:ascii="Segoe UI Emoji" w:hAnsi="Segoe UI Emoji" w:cs="Segoe UI Emoji"/>
-          <w:b/>
-          <w:bCs/>
-          <w:lang w:val="en-GB"/>
-        </w:rPr>
-      </w:pPr>
-      <w:r>
-        <w:rPr>
-          <w:rFonts w:ascii="Segoe UI Emoji" w:hAnsi="Segoe UI Emoji" w:cs="Segoe UI Emoji"/>
-          <w:b/>
-          <w:bCs/>
           <w:lang w:val="en-GB"/>
         </w:rPr>
         <w:t>john --pot=./temp_sha1.pot --format=raw-sha1 --wordlist=wordlist_hello.txt hashes_sha1.txt</w:t>
@@ -446,19 +309,23 @@
           <w:lang w:val="en-GB"/>
         </w:rPr>
       </w:pPr>
-      <w:proofErr w:type="spellStart"/>
       <w:r>
         <w:rPr>
           <w:lang w:val="en-GB"/>
         </w:rPr>
-        <w:t>printf</w:t>
-      </w:r>
-      <w:proofErr w:type="spellEnd"/>
-      <w:r>
+        <w:t>printf 'fcf730b6d95236ecd3c9fc2d92d7b6b2bb061514961aec041d6c7a7192f592e4\n' &gt; hashes_sha256.txt</w:t>
+      </w:r>
+    </w:p>
+    <w:p>
+      <w:pPr>
         <w:rPr>
           <w:lang w:val="en-GB"/>
         </w:rPr>
-        <w:t xml:space="preserve"> 'fcf730b6d95236ecd3c9fc2d92d7b6b2bb061514961aec041d6c7a7192f592e4\n' &gt; hashes_sha256.txt</w:t>
+      </w:pPr>
+    </w:p>
+    <w:p>
+      <w:r>
+        <w:t># wordlist con la contraseña en claro</w:t>
       </w:r>
     </w:p>
     <w:p>
@@ -467,46 +334,18 @@
           <w:lang w:val="en-GB"/>
         </w:rPr>
       </w:pPr>
-    </w:p>
-    <w:p>
-      <w:r>
-        <w:t xml:space="preserve"># </w:t>
-      </w:r>
-      <w:proofErr w:type="spellStart"/>
-      <w:r>
-        <w:t>wordlist</w:t>
-      </w:r>
-      <w:proofErr w:type="spellEnd"/>
-      <w:r>
-        <w:t xml:space="preserve"> con la contraseña en claro</w:t>
-      </w:r>
-    </w:p>
-    <w:p>
-      <w:pPr>
+      <w:r>
         <w:rPr>
           <w:lang w:val="en-GB"/>
         </w:rPr>
-      </w:pPr>
-      <w:proofErr w:type="spellStart"/>
-      <w:r>
+        <w:t>printf 'secret123\n' &gt; wordlist_secret.txt</w:t>
+      </w:r>
+    </w:p>
+    <w:p>
+      <w:pPr>
         <w:rPr>
           <w:lang w:val="en-GB"/>
         </w:rPr>
-        <w:t>printf</w:t>
-      </w:r>
-      <w:proofErr w:type="spellEnd"/>
-      <w:r>
-        <w:rPr>
-          <w:lang w:val="en-GB"/>
-        </w:rPr>
-        <w:t xml:space="preserve"> 'secret123\n' &gt; wordlist_secret.txt</w:t>
-      </w:r>
-    </w:p>
-    <w:p>
-      <w:pPr>
-        <w:rPr>
-          <w:lang w:val="en-GB"/>
-        </w:rPr>
       </w:pPr>
     </w:p>
     <w:p>
@@ -520,13 +359,8 @@
       </w:r>
     </w:p>
     <w:p>
-      <w:proofErr w:type="spellStart"/>
-      <w:r>
-        <w:t>cat</w:t>
-      </w:r>
-      <w:proofErr w:type="spellEnd"/>
-      <w:r>
-        <w:t xml:space="preserve"> hashes_sha256.txt</w:t>
+      <w:r>
+        <w:t>cat hashes_sha256.txt</w:t>
       </w:r>
     </w:p>
     <w:p>
@@ -586,13 +420,8 @@
     </w:p>
     <w:p>
       <w:r>
-        <w:t># salida esperada: fcf730b6d95236ecd3c9fc2d92d7b6b2bb061514961aec041d6c7a7192f592e</w:t>
-      </w:r>
-      <w:proofErr w:type="gramStart"/>
-      <w:r>
-        <w:t>4  -</w:t>
-      </w:r>
-      <w:proofErr w:type="gramEnd"/>
+        <w:t># salida esperada: fcf730b6d95236ecd3c9fc2d92d7b6b2bb061514961aec041d6c7a7192f592e4  -</w:t>
+      </w:r>
     </w:p>
     <w:p>
       <w:r>
@@ -645,23 +474,7 @@
       </w:pPr>
       <w:r>
         <w:lastRenderedPageBreak/>
-        <w:t>Ejecutar John (</w:t>
-      </w:r>
-      <w:proofErr w:type="spellStart"/>
-      <w:r>
-        <w:t>potfile</w:t>
-      </w:r>
-      <w:proofErr w:type="spellEnd"/>
-      <w:r>
-        <w:t xml:space="preserve"> temporal para no tocar ~/.</w:t>
-      </w:r>
-      <w:proofErr w:type="spellStart"/>
-      <w:r>
-        <w:t>john</w:t>
-      </w:r>
-      <w:proofErr w:type="spellEnd"/>
-      <w:r>
-        <w:t>/john.pot)</w:t>
+        <w:t>Ejecutar John (potfile temporal para no tocar ~/.john/john.pot)</w:t>
       </w:r>
     </w:p>
     <w:p>
@@ -757,15 +570,7 @@
     </w:p>
     <w:p>
       <w:r>
-        <w:t xml:space="preserve">Perfecto — otro ejemplo SHA-256, paso a paso. </w:t>
-      </w:r>
-      <w:proofErr w:type="gramStart"/>
-      <w:r>
-        <w:t>Usaré la contraseña MiClave!</w:t>
-      </w:r>
-      <w:proofErr w:type="gramEnd"/>
-      <w:r>
-        <w:t>2025. Su SHA-256 es:</w:t>
+        <w:t>Perfecto — otro ejemplo SHA-256, paso a paso. Usaré la contraseña MiClave!2025. Su SHA-256 es:</w:t>
       </w:r>
     </w:p>
     <w:p>
@@ -790,13 +595,8 @@
       </w:r>
     </w:p>
     <w:p>
-      <w:proofErr w:type="spellStart"/>
-      <w:r>
-        <w:t>printf</w:t>
-      </w:r>
-      <w:proofErr w:type="spellEnd"/>
-      <w:r>
-        <w:t xml:space="preserve"> 'c0f2bd9f0e58d2395799ee0b4802c8a1e28c8a4665af33e785c5cd4d255d75be\n' &gt; hashes_sha256_b.txt</w:t>
+      <w:r>
+        <w:t>printf 'c0f2bd9f0e58d2395799ee0b4802c8a1e28c8a4665af33e785c5cd4d255d75be\n' &gt; hashes_sha256_b.txt</w:t>
       </w:r>
     </w:p>
     <w:p>
@@ -805,19 +605,11 @@
           <w:lang w:val="en-GB"/>
         </w:rPr>
       </w:pPr>
-      <w:proofErr w:type="spellStart"/>
       <w:r>
         <w:rPr>
           <w:lang w:val="en-GB"/>
         </w:rPr>
-        <w:t>printf</w:t>
-      </w:r>
-      <w:proofErr w:type="spellEnd"/>
-      <w:r>
-        <w:rPr>
-          <w:lang w:val="en-GB"/>
-        </w:rPr>
-        <w:t xml:space="preserve"> 'MiClave!2025\n' &gt; wordlist_miclave.txt</w:t>
+        <w:t>printf 'MiClave!2025\n' &gt; wordlist_miclave.txt</w:t>
       </w:r>
     </w:p>
     <w:p>
@@ -843,13 +635,8 @@
     </w:p>
     <w:p>
       <w:r>
-        <w:t># c0f2bd9f0e58d2395799ee0b4802c8a1e28c8a4665af33e785c5cd4d255d75</w:t>
-      </w:r>
-      <w:proofErr w:type="gramStart"/>
-      <w:r>
-        <w:t>be  -</w:t>
-      </w:r>
-      <w:proofErr w:type="gramEnd"/>
+        <w:t># c0f2bd9f0e58d2395799ee0b4802c8a1e28c8a4665af33e785c5cd4d255d75be  -</w:t>
+      </w:r>
     </w:p>
     <w:p>
       <w:r>
@@ -903,23 +690,7 @@
       </w:pPr>
       <w:r>
         <w:lastRenderedPageBreak/>
-        <w:t>Probar con John (</w:t>
-      </w:r>
-      <w:proofErr w:type="spellStart"/>
-      <w:r>
-        <w:t>potfile</w:t>
-      </w:r>
-      <w:proofErr w:type="spellEnd"/>
-      <w:r>
-        <w:t xml:space="preserve"> temporal para no tocar ~/.</w:t>
-      </w:r>
-      <w:proofErr w:type="spellStart"/>
-      <w:r>
-        <w:t>john</w:t>
-      </w:r>
-      <w:proofErr w:type="spellEnd"/>
-      <w:r>
-        <w:t>/john.pot)</w:t>
+        <w:t>Probar con John (potfile temporal para no tocar ~/.john/john.pot)</w:t>
       </w:r>
     </w:p>
     <w:p>
@@ -980,31 +751,8 @@
     <w:p/>
     <w:p>
       <w:r>
-        <w:t xml:space="preserve">1 </w:t>
-      </w:r>
-      <w:proofErr w:type="spellStart"/>
-      <w:proofErr w:type="gramStart"/>
-      <w:r>
-        <w:t>password</w:t>
-      </w:r>
-      <w:proofErr w:type="spellEnd"/>
-      <w:proofErr w:type="gramEnd"/>
-      <w:r>
-        <w:t xml:space="preserve"> hash </w:t>
-      </w:r>
-      <w:proofErr w:type="spellStart"/>
-      <w:r>
-        <w:t>cracked</w:t>
-      </w:r>
-      <w:proofErr w:type="spellEnd"/>
-      <w:r>
-        <w:t xml:space="preserve">, 0 </w:t>
-      </w:r>
-      <w:proofErr w:type="spellStart"/>
-      <w:r>
-        <w:t>left</w:t>
-      </w:r>
-      <w:proofErr w:type="spellEnd"/>
+        <w:t>1 password hash cracked, 0 left</w:t>
+      </w:r>
     </w:p>
     <w:sectPr>
       <w:pgSz w:w="11906" w:h="16838"/>
